--- a/docs/Breakout_Design.docx
+++ b/docs/Breakout_Design.docx
@@ -97,11 +97,7 @@
           </w:pPr>
           <w:r>
             <w:fldChar w:fldCharType="begin"/>
-          </w:r>
-          <w:r>
             <w:instrText>TOC \h \o "1-2"</w:instrText>
-          </w:r>
-          <w:r>
             <w:fldChar w:fldCharType="separate"/>
           </w:r>
           <w:hyperlink w:anchor="_Toc239926684" w:history="1">
@@ -117,40 +113,10 @@
                 <w:noProof/>
               </w:rPr>
               <w:tab/>
-            </w:r>
-            <w:r>
-              <w:rPr>
-                <w:noProof/>
-              </w:rPr>
               <w:fldChar w:fldCharType="begin"/>
-            </w:r>
-            <w:r>
-              <w:rPr>
-                <w:noProof/>
-              </w:rPr>
               <w:instrText xml:space="preserve"> PAGEREF _Toc239926684 \h </w:instrText>
-            </w:r>
-            <w:r>
-              <w:rPr>
-                <w:noProof/>
-              </w:rPr>
-            </w:r>
-            <w:r>
-              <w:rPr>
-                <w:noProof/>
-              </w:rPr>
               <w:fldChar w:fldCharType="separate"/>
-            </w:r>
-            <w:r>
-              <w:rPr>
-                <w:noProof/>
-              </w:rPr>
               <w:t>2</w:t>
-            </w:r>
-            <w:r>
-              <w:rPr>
-                <w:noProof/>
-              </w:rPr>
               <w:fldChar w:fldCharType="end"/>
             </w:r>
           </w:hyperlink>
@@ -183,40 +149,10 @@
                 <w:noProof/>
               </w:rPr>
               <w:tab/>
-            </w:r>
-            <w:r>
-              <w:rPr>
-                <w:noProof/>
-              </w:rPr>
               <w:fldChar w:fldCharType="begin"/>
-            </w:r>
-            <w:r>
-              <w:rPr>
-                <w:noProof/>
-              </w:rPr>
               <w:instrText xml:space="preserve"> PAGEREF _Toc239926685 \h </w:instrText>
-            </w:r>
-            <w:r>
-              <w:rPr>
-                <w:noProof/>
-              </w:rPr>
-            </w:r>
-            <w:r>
-              <w:rPr>
-                <w:noProof/>
-              </w:rPr>
               <w:fldChar w:fldCharType="separate"/>
-            </w:r>
-            <w:r>
-              <w:rPr>
-                <w:noProof/>
-              </w:rPr>
               <w:t>3</w:t>
-            </w:r>
-            <w:r>
-              <w:rPr>
-                <w:noProof/>
-              </w:rPr>
               <w:fldChar w:fldCharType="end"/>
             </w:r>
           </w:hyperlink>
@@ -249,40 +185,10 @@
                 <w:noProof/>
               </w:rPr>
               <w:tab/>
-            </w:r>
-            <w:r>
-              <w:rPr>
-                <w:noProof/>
-              </w:rPr>
               <w:fldChar w:fldCharType="begin"/>
-            </w:r>
-            <w:r>
-              <w:rPr>
-                <w:noProof/>
-              </w:rPr>
               <w:instrText xml:space="preserve"> PAGEREF _Toc239926686 \h </w:instrText>
-            </w:r>
-            <w:r>
-              <w:rPr>
-                <w:noProof/>
-              </w:rPr>
-            </w:r>
-            <w:r>
-              <w:rPr>
-                <w:noProof/>
-              </w:rPr>
               <w:fldChar w:fldCharType="separate"/>
-            </w:r>
-            <w:r>
-              <w:rPr>
-                <w:noProof/>
-              </w:rPr>
               <w:t>3</w:t>
-            </w:r>
-            <w:r>
-              <w:rPr>
-                <w:noProof/>
-              </w:rPr>
               <w:fldChar w:fldCharType="end"/>
             </w:r>
           </w:hyperlink>
@@ -315,40 +221,10 @@
                 <w:noProof/>
               </w:rPr>
               <w:tab/>
-            </w:r>
-            <w:r>
-              <w:rPr>
-                <w:noProof/>
-              </w:rPr>
               <w:fldChar w:fldCharType="begin"/>
-            </w:r>
-            <w:r>
-              <w:rPr>
-                <w:noProof/>
-              </w:rPr>
               <w:instrText xml:space="preserve"> PAGEREF _Toc239926687 \h </w:instrText>
-            </w:r>
-            <w:r>
-              <w:rPr>
-                <w:noProof/>
-              </w:rPr>
-            </w:r>
-            <w:r>
-              <w:rPr>
-                <w:noProof/>
-              </w:rPr>
               <w:fldChar w:fldCharType="separate"/>
-            </w:r>
-            <w:r>
-              <w:rPr>
-                <w:noProof/>
-              </w:rPr>
               <w:t>3</w:t>
-            </w:r>
-            <w:r>
-              <w:rPr>
-                <w:noProof/>
-              </w:rPr>
               <w:fldChar w:fldCharType="end"/>
             </w:r>
           </w:hyperlink>
@@ -381,40 +257,10 @@
                 <w:noProof/>
               </w:rPr>
               <w:tab/>
-            </w:r>
-            <w:r>
-              <w:rPr>
-                <w:noProof/>
-              </w:rPr>
               <w:fldChar w:fldCharType="begin"/>
-            </w:r>
-            <w:r>
-              <w:rPr>
-                <w:noProof/>
-              </w:rPr>
               <w:instrText xml:space="preserve"> PAGEREF _Toc239926688 \h </w:instrText>
-            </w:r>
-            <w:r>
-              <w:rPr>
-                <w:noProof/>
-              </w:rPr>
-            </w:r>
-            <w:r>
-              <w:rPr>
-                <w:noProof/>
-              </w:rPr>
               <w:fldChar w:fldCharType="separate"/>
-            </w:r>
-            <w:r>
-              <w:rPr>
-                <w:noProof/>
-              </w:rPr>
               <w:t>4</w:t>
-            </w:r>
-            <w:r>
-              <w:rPr>
-                <w:noProof/>
-              </w:rPr>
               <w:fldChar w:fldCharType="end"/>
             </w:r>
           </w:hyperlink>
@@ -447,40 +293,10 @@
                 <w:noProof/>
               </w:rPr>
               <w:tab/>
-            </w:r>
-            <w:r>
-              <w:rPr>
-                <w:noProof/>
-              </w:rPr>
               <w:fldChar w:fldCharType="begin"/>
-            </w:r>
-            <w:r>
-              <w:rPr>
-                <w:noProof/>
-              </w:rPr>
               <w:instrText xml:space="preserve"> PAGEREF _Toc239926689 \h </w:instrText>
-            </w:r>
-            <w:r>
-              <w:rPr>
-                <w:noProof/>
-              </w:rPr>
-            </w:r>
-            <w:r>
-              <w:rPr>
-                <w:noProof/>
-              </w:rPr>
               <w:fldChar w:fldCharType="separate"/>
-            </w:r>
-            <w:r>
-              <w:rPr>
-                <w:noProof/>
-              </w:rPr>
               <w:t>4</w:t>
-            </w:r>
-            <w:r>
-              <w:rPr>
-                <w:noProof/>
-              </w:rPr>
               <w:fldChar w:fldCharType="end"/>
             </w:r>
           </w:hyperlink>
@@ -513,40 +329,10 @@
                 <w:noProof/>
               </w:rPr>
               <w:tab/>
-            </w:r>
-            <w:r>
-              <w:rPr>
-                <w:noProof/>
-              </w:rPr>
               <w:fldChar w:fldCharType="begin"/>
-            </w:r>
-            <w:r>
-              <w:rPr>
-                <w:noProof/>
-              </w:rPr>
               <w:instrText xml:space="preserve"> PAGEREF _Toc239926690 \h </w:instrText>
-            </w:r>
-            <w:r>
-              <w:rPr>
-                <w:noProof/>
-              </w:rPr>
-            </w:r>
-            <w:r>
-              <w:rPr>
-                <w:noProof/>
-              </w:rPr>
               <w:fldChar w:fldCharType="separate"/>
-            </w:r>
-            <w:r>
-              <w:rPr>
-                <w:noProof/>
-              </w:rPr>
               <w:t>4</w:t>
-            </w:r>
-            <w:r>
-              <w:rPr>
-                <w:noProof/>
-              </w:rPr>
               <w:fldChar w:fldCharType="end"/>
             </w:r>
           </w:hyperlink>
@@ -572,47 +358,53 @@
                 <w:rStyle w:val="Hyperlink"/>
                 <w:noProof/>
               </w:rPr>
-              <w:t>7. Quality and Optional Requirements</w:t>
+              <w:t>7. New Functionality Beyond the Original Design</w:t>
             </w:r>
             <w:r>
               <w:rPr>
                 <w:noProof/>
               </w:rPr>
               <w:tab/>
+              <w:fldChar w:fldCharType="begin"/>
+              <w:instrText xml:space="preserve"> PAGEREF _Toc239926691 \h </w:instrText>
+              <w:fldChar w:fldCharType="separate"/>
+              <w:t>5</w:t>
+              <w:fldChar w:fldCharType="end"/>
+            </w:r>
+          </w:hyperlink>
+        </w:p>
+        <w:p>
+          <w:pPr>
+            <w:pStyle w:val="TOC1"/>
+            <w:tabs>
+              <w:tab w:val="right" w:leader="dot" w:pos="9628"/>
+            </w:tabs>
+            <w:rPr>
+              <w:rFonts w:asciiTheme="minorHAnsi" w:eastAsiaTheme="minorEastAsia" w:hAnsiTheme="minorHAnsi" w:cstheme="minorBidi"/>
+              <w:noProof/>
+              <w:kern w:val="2"/>
+              <w:sz w:val="24"/>
+              <w:szCs w:val="24"/>
+              <w14:ligatures w14:val="standardContextual"/>
+            </w:rPr>
+          </w:pPr>
+          <w:hyperlink w:anchor="_Toc239926692" w:history="1">
+            <w:r>
+              <w:rPr>
+                <w:rStyle w:val="Hyperlink"/>
+                <w:noProof/>
+              </w:rPr>
+              <w:t>8. Source Code and Build Instructions</w:t>
             </w:r>
             <w:r>
               <w:rPr>
                 <w:noProof/>
               </w:rPr>
+              <w:tab/>
               <w:fldChar w:fldCharType="begin"/>
-            </w:r>
-            <w:r>
-              <w:rPr>
-                <w:noProof/>
-              </w:rPr>
-              <w:instrText xml:space="preserve"> PAGEREF _Toc239926691 \h </w:instrText>
-            </w:r>
-            <w:r>
-              <w:rPr>
-                <w:noProof/>
-              </w:rPr>
-            </w:r>
-            <w:r>
-              <w:rPr>
-                <w:noProof/>
-              </w:rPr>
+              <w:instrText xml:space="preserve"> PAGEREF _Toc239926692 \h </w:instrText>
               <w:fldChar w:fldCharType="separate"/>
-            </w:r>
-            <w:r>
-              <w:rPr>
-                <w:noProof/>
-              </w:rPr>
               <w:t>5</w:t>
-            </w:r>
-            <w:r>
-              <w:rPr>
-                <w:noProof/>
-              </w:rPr>
               <w:fldChar w:fldCharType="end"/>
             </w:r>
           </w:hyperlink>
@@ -651,31 +443,7 @@
         <w:spacing w:after="160"/>
       </w:pPr>
       <w:r>
-        <w:t>This document contains the Design deliverables for the Breakout project. Design is the third of the five LO2 activities (</w:t>
-      </w:r>
-      <w:proofErr w:type="spellStart"/>
-      <w:r>
-        <w:t>Analyse</w:t>
-      </w:r>
-      <w:proofErr w:type="spellEnd"/>
-      <w:r>
-        <w:t xml:space="preserve">, Advise, Design, </w:t>
-      </w:r>
-      <w:proofErr w:type="spellStart"/>
-      <w:r>
-        <w:t>Realise</w:t>
-      </w:r>
-      <w:proofErr w:type="spellEnd"/>
-      <w:r>
-        <w:t>, Validate): it translates the requirements and technology choice from the Analysis &amp; Advice document into the structure, behaviour, and appearance of the actual game, so it can be built (</w:t>
-      </w:r>
-      <w:proofErr w:type="spellStart"/>
-      <w:r>
-        <w:t>Realise</w:t>
-      </w:r>
-      <w:proofErr w:type="spellEnd"/>
-      <w:r>
-        <w:t>) and checked (Validate) against a clear plan.</w:t>
+        <w:t xml:space="preserve">This document contains the Design deliverables for the Breakout project. Design is the third of the five LO2 activities (Analyze, Advise, Design, Realize, Validate): it translates the requirements and technology choice from the Analysis &amp; Advice document into the structure, behavior, and appearance of the actual game, so it can be built (Realize) and checked (Validate) against a clear plan.</w:t>
       </w:r>
     </w:p>
     <w:p>
@@ -683,7 +451,7 @@
         <w:spacing w:after="160"/>
       </w:pPr>
       <w:r>
-        <w:t>Three design products are included: a UML class diagram (structure), a screen-flow diagram (behaviour/navigation), and UI wireframes (appearance).</w:t>
+        <w:t>Three design products are included: a UML class diagram (structure), a screen-flow diagram (behavior/navigation), and UI wireframes (appearance).</w:t>
       </w:r>
     </w:p>
     <w:p>
@@ -707,39 +475,7 @@
         <w:spacing w:after="160"/>
       </w:pPr>
       <w:r>
-        <w:t xml:space="preserve">The class diagram below shows the structure of the system: BreakoutGame holds the currently active </w:t>
-      </w:r>
-      <w:proofErr w:type="spellStart"/>
-      <w:r>
-        <w:t>IScreen</w:t>
-      </w:r>
-      <w:proofErr w:type="spellEnd"/>
-      <w:r>
-        <w:t xml:space="preserve">; StartScreen, GameScreen, GameOverScreen, WinScreen, and </w:t>
-      </w:r>
-      <w:proofErr w:type="spellStart"/>
-      <w:r>
-        <w:t>PauseScreen</w:t>
-      </w:r>
-      <w:proofErr w:type="spellEnd"/>
-      <w:r>
-        <w:t xml:space="preserve"> all implement the </w:t>
-      </w:r>
-      <w:proofErr w:type="spellStart"/>
-      <w:r>
-        <w:t>IScreen</w:t>
-      </w:r>
-      <w:proofErr w:type="spellEnd"/>
-      <w:r>
-        <w:t xml:space="preserve"> interface; and GameScreen owns Paddle, Ball, and an array of Brick objects. Ball, Brick, and Paddle share a common </w:t>
-      </w:r>
-      <w:proofErr w:type="spellStart"/>
-      <w:r>
-        <w:t>GameConfig</w:t>
-      </w:r>
-      <w:proofErr w:type="spellEnd"/>
-      <w:r>
-        <w:t xml:space="preserve"> for shared constants such as world size and wall positions.</w:t>
+        <w:t xml:space="preserve">The class diagram below shows the structure of the system: BreakoutGame holds the currently active IScreen; StartScreen, GameScreen, GameOverScreen, WinScreen, and PauseScreen all implement the IScreen interface; and GameScreen owns Paddle, Ball, and an array of Brick objects. Ball, Brick, and Paddle share a common GameConfig for shared constants such as world size and wall positions.</w:t>
       </w:r>
     </w:p>
     <w:p>
@@ -974,15 +710,7 @@
         <w:spacing w:after="160"/>
       </w:pPr>
       <w:r>
-        <w:t xml:space="preserve">This project does not use a database or any persistent storage, so no Entity-Relationship Diagram (ERD) is included. The equivalent role — describing what data the system holds and how it's </w:t>
-      </w:r>
-      <w:proofErr w:type="spellStart"/>
-      <w:r>
-        <w:t>organised</w:t>
-      </w:r>
-      <w:proofErr w:type="spellEnd"/>
-      <w:r>
-        <w:t xml:space="preserve"> — is instead fulfilled by the class diagram in section 2: for example, GameScreen holds the score and lives as fields, and owns the list of Brick objects that make up the game's in-memory state.</w:t>
+        <w:t xml:space="preserve">This project does not use a database or any persistent storage, so no Entity-Relationship Diagram (ERD) is included. The equivalent role — describing what data the system holds and how it's organized — is instead fulfilled by the class diagram in section 2: for example, GameScreen holds the score and lives as fields, and owns the list of Brick objects that make up the game's in-memory state.</w:t>
       </w:r>
     </w:p>
     <w:p>
@@ -1006,15 +734,7 @@
         <w:spacing w:after="160"/>
       </w:pPr>
       <w:r>
-        <w:t xml:space="preserve">Collision detection uses axis-aligned bounding boxes (AABB). Each game object (Paddle, Ball, Brick) exposes a </w:t>
-      </w:r>
-      <w:proofErr w:type="gramStart"/>
-      <w:r>
-        <w:t>getBounds(</w:t>
-      </w:r>
-      <w:proofErr w:type="gramEnd"/>
-      <w:r>
-        <w:t>): Rectangle method, and GameScreen checks the ball's bounds against the paddle, each brick, and the screen edges every frame using Rectangle.overlaps().</w:t>
+        <w:t xml:space="preserve">Collision detection uses axis-aligned bounding boxes (AABB). Each game object (Paddle, Ball, Brick) exposes a getBounds(): Rectangle method, and GameScreen checks the ball's bounds against the paddle, each brick, and the screen edges every frame using Rectangle.overlaps().</w:t>
       </w:r>
     </w:p>
     <w:p>
@@ -1054,15 +774,7 @@
         <w:spacing w:after="80"/>
       </w:pPr>
       <w:r>
-        <w:t xml:space="preserve">Paddle: rather than a fixed bounce angle, the response blends where on the paddle the ball landed with the paddle's own velocity </w:t>
-      </w:r>
-      <w:proofErr w:type="gramStart"/>
-      <w:r>
-        <w:t>at the moment</w:t>
-      </w:r>
-      <w:proofErr w:type="gramEnd"/>
-      <w:r>
-        <w:t xml:space="preserve"> of contact, giving a "flick" effect (see requirement S01).</w:t>
+        <w:t xml:space="preserve">Paddle: rather than a fixed bounce angle, the response blends where on the paddle the ball landed with the paddle's own velocity at the moment of contact, giving a "flick" effect (see requirement S01).</w:t>
       </w:r>
     </w:p>
     <w:p>
@@ -1070,7 +782,144 @@
         <w:spacing w:after="160"/>
       </w:pPr>
       <w:r>
-        <w:t>AABB was chosen over a full physics engine (e.g. LibGDX's Box2D) because all objects in this game are effectively rectangular, so overlap checks are fast and simple to reason about — a physics engine would add unnecessary setup for a game this size, without making the specific game-like bounce behaviour above any easier to achieve.</w:t>
+        <w:t>AABB was chosen over a full physics engine (e.g. LibGDX's Box2D) because all objects in this game are effectively rectangular, so overlap checks are fast and simple to reason about — a physics engine would add unnecessary setup for a game this size, without making the specific game-like bounce behavior above any easier to achieve.</w:t>
+      </w:r>
+    </w:p>
+    <w:p>
+      <w:pPr>
+        <w:pStyle w:val="Heading1"/>
+        <w:rPr>
+          <w:color w:val="auto"/>
+        </w:rPr>
+      </w:pPr>
+      <w:bookmarkStart w:id="70" w:name="_Toc239926691"/>
+      <w:r>
+        <w:rPr>
+          <w:color w:val="auto"/>
+        </w:rPr>
+        <w:t xml:space="preserve">7. New Functionality Beyond the Original Design</w:t>
+      </w:r>
+      <w:bookmarkEnd w:id="70"/>
+    </w:p>
+    <w:p>
+      <w:pPr>
+        <w:spacing w:after="160"/>
+      </w:pPr>
+      <w:r>
+        <w:t xml:space="preserve">The following behavior exists in the realized game but was not part of the original design products in sections 2 to 6. It is documented here so the design stays consistent with what was actually built.</w:t>
+      </w:r>
+    </w:p>
+    <w:p>
+      <w:pPr>
+        <w:pStyle w:val="ListParagraph"/>
+        <w:numPr>
+          <w:ilvl w:val="0"/>
+          <w:numId w:val="1"/>
+        </w:numPr>
+        <w:spacing w:after="80"/>
+      </w:pPr>
+      <w:r>
+        <w:t xml:space="preserve">Three levels with increasing difficulty (GameScreen.createBricks()): level 1 is a full grid, level 2 uses a checkerboard pattern, level 3 uses a pyramid pattern with more rows. Clearing all bricks advances to the next level and increases ball speed; only clearing level 3 shows the Win screen.</w:t>
+      </w:r>
+    </w:p>
+    <w:p>
+      <w:pPr>
+        <w:pStyle w:val="ListParagraph"/>
+        <w:numPr>
+          <w:ilvl w:val="0"/>
+          <w:numId w:val="1"/>
+        </w:numPr>
+        <w:spacing w:after="80"/>
+      </w:pPr>
+      <w:r>
+        <w:t xml:space="preserve">Armored bricks: brick texture types 4 and 5 require two or three hits before being destroyed (Brick.hit()), rather than every brick breaking in one hit as described in section 6.</w:t>
+      </w:r>
+    </w:p>
+    <w:p>
+      <w:pPr>
+        <w:pStyle w:val="ListParagraph"/>
+        <w:numPr>
+          <w:ilvl w:val="0"/>
+          <w:numId w:val="1"/>
+        </w:numPr>
+        <w:spacing w:after="80"/>
+      </w:pPr>
+      <w:r>
+        <w:t xml:space="preserve">A Level indicator is shown on the HUD alongside Score and Lives, extending the gameplay wireframe in section 4.</w:t>
+      </w:r>
+    </w:p>
+    <w:p>
+      <w:pPr>
+        <w:pStyle w:val="ListParagraph"/>
+        <w:numPr>
+          <w:ilvl w:val="0"/>
+          <w:numId w:val="1"/>
+        </w:numPr>
+        <w:spacing w:after="80"/>
+      </w:pPr>
+      <w:r>
+        <w:t xml:space="preserve">Pressing ESC exits the game from the Start screen, and returns to the Start screen from the Pause screen; neither transition was part of the original screen-flow diagram in section 3.</w:t>
+      </w:r>
+    </w:p>
+    <w:p>
+      <w:pPr>
+        <w:pStyle w:val="Heading1"/>
+        <w:rPr>
+          <w:color w:val="auto"/>
+        </w:rPr>
+      </w:pPr>
+      <w:bookmarkStart w:id="71" w:name="_Toc239926692"/>
+      <w:r>
+        <w:rPr>
+          <w:color w:val="auto"/>
+        </w:rPr>
+        <w:t xml:space="preserve">8. Source Code and Build Instructions</w:t>
+      </w:r>
+      <w:bookmarkEnd w:id="71"/>
+    </w:p>
+    <w:p>
+      <w:pPr>
+        <w:spacing w:after="160"/>
+      </w:pPr>
+      <w:r>
+        <w:t xml:space="preserve">The full source code for the design described above is available at </w:t>
+      </w:r>
+      <w:hyperlink r:id="rId100" w:history="1">
+        <w:r>
+          <w:rPr>
+            <w:rStyle w:val="Hyperlink"/>
+          </w:rPr>
+          <w:t>https://github.com/N1ki2K/breakout</w:t>
+        </w:r>
+      </w:hyperlink>
+      <w:r>
+        <w:t xml:space="preserve">. The project is built with Gradle and ships with the Gradle wrapper, so no separate Gradle installation is required. Run the commands below from the repository root:</w:t>
+      </w:r>
+    </w:p>
+    <w:p>
+      <w:pPr>
+        <w:pStyle w:val="ListParagraph"/>
+        <w:numPr>
+          <w:ilvl w:val="0"/>
+          <w:numId w:val="1"/>
+        </w:numPr>
+        <w:spacing w:after="80"/>
+      </w:pPr>
+      <w:r>
+        <w:t xml:space="preserve">gradlew.bat lwjgl3:run on Windows, or ./gradlew lwjgl3:run on Linux and macOS, launches the game directly.</w:t>
+      </w:r>
+    </w:p>
+    <w:p>
+      <w:pPr>
+        <w:pStyle w:val="ListParagraph"/>
+        <w:numPr>
+          <w:ilvl w:val="0"/>
+          <w:numId w:val="1"/>
+        </w:numPr>
+        <w:spacing w:after="80"/>
+      </w:pPr>
+      <w:r>
+        <w:t xml:space="preserve">gradlew.bat lwjgl3:jar, or ./gradlew lwjgl3:jar, builds a runnable JAR, which is written to lwjgl3/build/libs.</w:t>
       </w:r>
     </w:p>
     <w:p/>
